--- a/Volume 1/Chapter 08 - Web Applications/SPA_Vol1_Ch8_Lesson8_1a_HTTP_Review_EXTENDED.docx
+++ b/Volume 1/Chapter 08 - Web Applications/SPA_Vol1_Ch8_Lesson8_1a_HTTP_Review_EXTENDED.docx
@@ -368,7 +368,11 @@
     </w:p>
     <w:p>
       <w:r>
-        <w:t>A contract cannot serve a page, answer a browser, or send a header: it has no network at all, and anvil answers only JSON-RPC requests (Lesson 6.0a). Nothing in this lesson applies to Solidity, so it has no programs here. Lesson 8.3a shows what a page must do with text that comes from a contract, and Lesson 8.8a writes a page that reads a contract with fetch.</w:t>
+        <w:t xml:space="preserve">A contract cannot serve a page, answer a browser, or send a header: it has no network at all, and anvil answers only JSON-RPC requests (Lesson 6.0a). Nothing in this lesson applies to Solidity, so it has no programs here. </w:t>
+      </w:r>
+      <w:r>
+        <w:lastRenderedPageBreak/>
+        <w:t>Lesson 8.3a shows what a page must do with text that comes from a contract, and Lesson 8.8a writes a page that reads a contract with fetch.</w:t>
       </w:r>
     </w:p>
     <w:p>
@@ -874,7 +878,11 @@
         <w:keepNext/>
       </w:pPr>
       <w:r>
-        <w:t>Still in lesson-8.1-extended, copy what the two lessons made. The certificates are copied one by one: spa-ca.pem, the course CA's certificate, for curl.exe, and the server's certificate and key. spa-ca.key, the CA's key, is not copied: it stays in ..\lesson-6.0\certs (Lesson 8.0). rebar3 is the escript Lesson 8.0a downloaded and checked; the Copy Check checks it again.</w:t>
+        <w:t xml:space="preserve">Still in lesson-8.1-extended, copy what the two lessons made. The certificates are copied one by one: spa-ca.pem, the course CA's certificate, for curl.exe, and the server's certificate and key. spa-ca.key, the CA's key, is </w:t>
+      </w:r>
+      <w:r>
+        <w:lastRenderedPageBreak/>
+        <w:t>not copied: it stays in ..\lesson-6.0\certs (Lesson 8.0). rebar3 is the escript Lesson 8.0a downloaded and checked; the Copy Check checks it again.</w:t>
       </w:r>
     </w:p>
     <w:p>
@@ -2599,7 +2607,7 @@
         <w:pStyle w:val="SourceCode"/>
       </w:pPr>
       <w:r>
-        <w:t>; with a 0 byte; eax = 1 when the whole file fit (Lesson 6.0a).</w:t>
+        <w:t>; with a 0 byte; eax = 1 when feof says the whole file fit (Lesson 6.0a).</w:t>
       </w:r>
     </w:p>
     <w:p>
@@ -2908,23 +2916,23 @@
         <w:pStyle w:val="SourceCode"/>
       </w:pPr>
       <w:r>
-        <w:t>; Remember, libmicrohttpd calls answer_request once for every request,</w:t>
-      </w:r>
-    </w:p>
-    <w:p>
-      <w:pPr>
-        <w:pStyle w:val="SourceCode"/>
-      </w:pPr>
-      <w:r>
-        <w:t>; with rdx = the connection, r8 = the path alone, r9 = the method, and</w:t>
-      </w:r>
-    </w:p>
-    <w:p>
-      <w:pPr>
-        <w:pStyle w:val="SourceCode"/>
-      </w:pPr>
-      <w:r>
-        <w:t>; more values this server does not need (Lesson 6.0a).</w:t>
+        <w:t>; Remember, libmicrohttpd calls answer_request for each request; this</w:t>
+      </w:r>
+    </w:p>
+    <w:p>
+      <w:pPr>
+        <w:pStyle w:val="SourceCode"/>
+      </w:pPr>
+      <w:r>
+        <w:t>; server answers on the first call. It uses rdx = the connection, r8 = the</w:t>
+      </w:r>
+    </w:p>
+    <w:p>
+      <w:pPr>
+        <w:pStyle w:val="SourceCode"/>
+      </w:pPr>
+      <w:r>
+        <w:t>; path alone, and r9 = the method, of its eight values (Lesson 6.0a).</w:t>
       </w:r>
     </w:p>
     <w:p>
@@ -3856,7 +3864,7 @@
         <w:pStyle w:val="SourceCode"/>
       </w:pPr>
       <w:r>
-        <w:t xml:space="preserve">    ; Remember, fflush sends the line now (Lesson 6.0a).</w:t>
+        <w:t xml:space="preserve">    ; Remember, __acrt_iob_func(1) is stdout; fflush sends it now (Lesson 6.0a).</w:t>
       </w:r>
     </w:p>
     <w:p>
@@ -5468,15 +5476,15 @@
         <w:pStyle w:val="SourceCode"/>
       </w:pPr>
       <w:r>
-        <w:t xml:space="preserve">    ; Remember, fflush sends the line now: printed into a pipe or a</w:t>
-      </w:r>
-    </w:p>
-    <w:p>
-      <w:pPr>
-        <w:pStyle w:val="SourceCode"/>
-      </w:pPr>
-      <w:r>
-        <w:t xml:space="preserve">    ; file, output waits in a buffer (Lesson 6.0).</w:t>
+        <w:t xml:space="preserve">    ; Remember, __acrt_iob_func(1) gives stdout, and fflush sends the line</w:t>
+      </w:r>
+    </w:p>
+    <w:p>
+      <w:pPr>
+        <w:pStyle w:val="SourceCode"/>
+      </w:pPr>
+      <w:r>
+        <w:t xml:space="preserve">    ; now: in a pipe or a file, output waits in a buffer (Lesson 6.0a).</w:t>
       </w:r>
     </w:p>
     <w:p>
@@ -5537,15 +5545,15 @@
         <w:pStyle w:val="SourceCode"/>
       </w:pPr>
       <w:r>
-        <w:t>; send_json: every answer goes through here, so every answer is logged.</w:t>
-      </w:r>
-    </w:p>
-    <w:p>
-      <w:pPr>
-        <w:pStyle w:val="SourceCode"/>
-      </w:pPr>
-      <w:r>
-        <w:t>; Remember, _copy makes the library keep its own copy of the text.</w:t>
+        <w:t>; send_json: every JSON answer goes through here and is logged; pages go</w:t>
+      </w:r>
+    </w:p>
+    <w:p>
+      <w:pPr>
+        <w:pStyle w:val="SourceCode"/>
+      </w:pPr>
+      <w:r>
+        <w:t>; through send_html. Remember, _copy makes the library keep its own copy.</w:t>
       </w:r>
     </w:p>
     <w:p>
@@ -6972,23 +6980,23 @@
         <w:pStyle w:val="SourceCode"/>
       </w:pPr>
       <w:r>
-        <w:t>; Remember, libmicrohttpd calls answer_request once for every request,</w:t>
-      </w:r>
-    </w:p>
-    <w:p>
-      <w:pPr>
-        <w:pStyle w:val="SourceCode"/>
-      </w:pPr>
-      <w:r>
-        <w:t>; with eight values; the eighth, where save_target's copy is kept, is</w:t>
-      </w:r>
-    </w:p>
-    <w:p>
-      <w:pPr>
-        <w:pStyle w:val="SourceCode"/>
-      </w:pPr>
-      <w:r>
-        <w:t>; read at [rsp + 64] before any push (Lesson 6.0a).</w:t>
+        <w:t>; Remember, libmicrohttpd calls answer_request for each request; this</w:t>
+      </w:r>
+    </w:p>
+    <w:p>
+      <w:pPr>
+        <w:pStyle w:val="SourceCode"/>
+      </w:pPr>
+      <w:r>
+        <w:t>; server answers on the first call. Of its eight values, the eighth, where</w:t>
+      </w:r>
+    </w:p>
+    <w:p>
+      <w:pPr>
+        <w:pStyle w:val="SourceCode"/>
+      </w:pPr>
+      <w:r>
+        <w:t>; save_target's copy is kept, is read at [rsp + 64] before any push.</w:t>
       </w:r>
     </w:p>
     <w:p>
@@ -9263,15 +9271,15 @@
         <w:pStyle w:val="SourceCode"/>
       </w:pPr>
       <w:r>
-        <w:t xml:space="preserve">    // Remember, the server reads its certificate and key, then</w:t>
-      </w:r>
-    </w:p>
-    <w:p>
-      <w:pPr>
-        <w:pStyle w:val="SourceCode"/>
-      </w:pPr>
-      <w:r>
-        <w:t xml:space="preserve">    // RustlsConfig holds the TLS settings made from them (Lesson 6.0a).</w:t>
+        <w:t xml:space="preserve">    // Remember, RustlsConfig holds the TLS settings made from the two</w:t>
+      </w:r>
+    </w:p>
+    <w:p>
+      <w:pPr>
+        <w:pStyle w:val="SourceCode"/>
+      </w:pPr>
+      <w:r>
+        <w:t xml:space="preserve">    // files, and from_tcp_rustls makes the HTTPS server (Lesson 6.0a).</w:t>
       </w:r>
     </w:p>
     <w:p>
@@ -9319,7 +9327,7 @@
         <w:pStyle w:val="SourceCode"/>
       </w:pPr>
       <w:r>
-        <w:t xml:space="preserve">    // Remember, listen on 127.0.0.1, port 8765, only.</w:t>
+        <w:t xml:space="preserve">    // Remember, listen on 127.0.0.1:8765 only; tokio needs it non-blocking.</w:t>
       </w:r>
     </w:p>
     <w:p>
@@ -10444,7 +10452,7 @@
         <w:pStyle w:val="SourceCode"/>
       </w:pPr>
       <w:r>
-        <w:t>// into one response.</w:t>
+        <w:t>// into one response; to_string gives it its own copy of the lent text.</w:t>
       </w:r>
     </w:p>
     <w:p>
@@ -10738,15 +10746,15 @@
         <w:pStyle w:val="SourceCode"/>
       </w:pPr>
       <w:r>
-        <w:t xml:space="preserve">    // Remember, each failure to start gives two Error lines and exit</w:t>
-      </w:r>
-    </w:p>
-    <w:p>
-      <w:pPr>
-        <w:pStyle w:val="SourceCode"/>
-      </w:pPr>
-      <w:r>
-        <w:t xml:space="preserve">    // code 1 (Lesson 6.0a).</w:t>
+        <w:t xml:space="preserve">    // Remember, each failed step reports why and exits with code 1; tokio</w:t>
+      </w:r>
+    </w:p>
+    <w:p>
+      <w:pPr>
+        <w:pStyle w:val="SourceCode"/>
+      </w:pPr>
+      <w:r>
+        <w:t xml:space="preserve">    // needs a non-blocking listener, and from_tcp_rustls makes the server.</w:t>
       </w:r>
     </w:p>
     <w:p>
@@ -21141,6 +21149,14 @@
       </w:pPr>
       <w:r>
         <w:t>Erlang: add ?TEXT_TYPE, send_text, which logs the line as send_json does, and handle_robots; add {"/robots.txt", server, robots} to routes() before the '_' route, and a route_request clause for &lt;&lt;"GET"&gt;&gt; and robots before the last clause.</w:t>
+      </w:r>
+    </w:p>
+    <w:p>
+      <w:pPr>
+        <w:pStyle w:val="ListBullet"/>
+      </w:pPr>
+      <w:r>
+        <w:t>Update the comments the change makes stale too: each route table's comment lists its routes, so add /robots.txt (Erlang: robots), and give send_text one comment line, as send_json and send_html have.</w:t>
       </w:r>
     </w:p>
     <w:p>
@@ -21586,31 +21602,31 @@
       </w:rPr>
     </w:lvl>
   </w:abstractNum>
-  <w:num w:numId="1" w16cid:durableId="2032563721">
+  <w:num w:numId="1" w16cid:durableId="146290719">
     <w:abstractNumId w:val="8"/>
   </w:num>
-  <w:num w:numId="2" w16cid:durableId="1226255789">
+  <w:num w:numId="2" w16cid:durableId="304706251">
     <w:abstractNumId w:val="6"/>
   </w:num>
-  <w:num w:numId="3" w16cid:durableId="1362170465">
+  <w:num w:numId="3" w16cid:durableId="1691486927">
     <w:abstractNumId w:val="5"/>
   </w:num>
-  <w:num w:numId="4" w16cid:durableId="679086968">
+  <w:num w:numId="4" w16cid:durableId="1839345648">
     <w:abstractNumId w:val="4"/>
   </w:num>
-  <w:num w:numId="5" w16cid:durableId="1990401832">
+  <w:num w:numId="5" w16cid:durableId="66269758">
     <w:abstractNumId w:val="7"/>
   </w:num>
-  <w:num w:numId="6" w16cid:durableId="565189606">
+  <w:num w:numId="6" w16cid:durableId="929507960">
     <w:abstractNumId w:val="3"/>
   </w:num>
-  <w:num w:numId="7" w16cid:durableId="984090671">
+  <w:num w:numId="7" w16cid:durableId="589042660">
     <w:abstractNumId w:val="2"/>
   </w:num>
-  <w:num w:numId="8" w16cid:durableId="1908417050">
+  <w:num w:numId="8" w16cid:durableId="1107509023">
     <w:abstractNumId w:val="1"/>
   </w:num>
-  <w:num w:numId="9" w16cid:durableId="1332954903">
+  <w:num w:numId="9" w16cid:durableId="1054043300">
     <w:abstractNumId w:val="0"/>
   </w:num>
 </w:numbering>

--- a/Volume 1/Chapter 08 - Web Applications/SPA_Vol1_Ch8_Lesson8_1a_HTTP_Review_EXTENDED.docx
+++ b/Volume 1/Chapter 08 - Web Applications/SPA_Vol1_Ch8_Lesson8_1a_HTTP_Review_EXTENDED.docx
@@ -1137,7 +1137,7 @@
         <w:keepNext/>
       </w:pPr>
       <w:r>
-        <w:t>$openssl = "C:\Program Files\Git\mingw64\bin\openssl.exe"</w:t>
+        <w:t>$openssl = "C:\Program Files\Git\ucrt64\bin\openssl.exe"</w:t>
       </w:r>
     </w:p>
     <w:p>
@@ -21602,31 +21602,31 @@
       </w:rPr>
     </w:lvl>
   </w:abstractNum>
-  <w:num w:numId="1" w16cid:durableId="146290719">
+  <w:num w:numId="1" w16cid:durableId="1475413002">
     <w:abstractNumId w:val="8"/>
   </w:num>
-  <w:num w:numId="2" w16cid:durableId="304706251">
+  <w:num w:numId="2" w16cid:durableId="1245336278">
     <w:abstractNumId w:val="6"/>
   </w:num>
-  <w:num w:numId="3" w16cid:durableId="1691486927">
+  <w:num w:numId="3" w16cid:durableId="1240797772">
     <w:abstractNumId w:val="5"/>
   </w:num>
-  <w:num w:numId="4" w16cid:durableId="1839345648">
+  <w:num w:numId="4" w16cid:durableId="934478343">
     <w:abstractNumId w:val="4"/>
   </w:num>
-  <w:num w:numId="5" w16cid:durableId="66269758">
+  <w:num w:numId="5" w16cid:durableId="765661435">
     <w:abstractNumId w:val="7"/>
   </w:num>
-  <w:num w:numId="6" w16cid:durableId="929507960">
+  <w:num w:numId="6" w16cid:durableId="1512259407">
     <w:abstractNumId w:val="3"/>
   </w:num>
-  <w:num w:numId="7" w16cid:durableId="589042660">
+  <w:num w:numId="7" w16cid:durableId="759253467">
     <w:abstractNumId w:val="2"/>
   </w:num>
-  <w:num w:numId="8" w16cid:durableId="1107509023">
+  <w:num w:numId="8" w16cid:durableId="317614092">
     <w:abstractNumId w:val="1"/>
   </w:num>
-  <w:num w:numId="9" w16cid:durableId="1054043300">
+  <w:num w:numId="9" w16cid:durableId="1132601093">
     <w:abstractNumId w:val="0"/>
   </w:num>
 </w:numbering>
